--- a/03_Outputs/final scripts/zh/Module 7/7.1.0-zh.docx
+++ b/03_Outputs/final scripts/zh/Module 7/7.1.0-zh.docx
@@ -19,12 +19,12 @@
     </w:p>
     <w:p>
       <w:r>
-        <w:t>我们将深入研究能源数据价值链。从收集、处理到应用的每个环节的加强，确保有限资源得到高效利用。例如，详细的数据可以揭示访问差距的存在，指导可再生能源目标的制定，并支持对成果的准确监测。预测和系统优化等工具进一步增强政策制定者和实践者设计有效策略的能力。</w:t>
+        <w:t>我们将深入分析能源数据价值链。从收集、处理到应用的每个环节的加强，确保有限资源得到高效利用。例如，详细的数据可以揭示访问差距的存在，指导可再生能源目标的制定，并支持对成果的准确监测。预测和系统优化等工具进一步增强政策制定者和实践者设计有效策略的能力。</w:t>
       </w:r>
     </w:p>
     <w:p>
       <w:r>
-        <w:t>然而，持续存在挑战。在许多国家，数据系统受到基础设施匮乏、连接性不足或技术能力有限的限制。针对传感器、数字平台和培训的有针对性投资，可以显著改善数据的可用性和质量，使政策更加灵活和公平。</w:t>
+        <w:t>然而，持续存在挑战。在许多国家，数据系统受到基础设施匮乏、连接不畅或技术能力有限的限制。针对传感器、数字平台和培训的有针对性投资，可以显著改善数据的可用性和质量，使政策更加灵活和公平。</w:t>
       </w:r>
     </w:p>
     <w:p>
@@ -34,7 +34,7 @@
     </w:p>
     <w:p>
       <w:r>
-        <w:t>在本章的学习过程中，你将看到数据价值链中的每一步——收集、处理和应用——如何影响能源政策的有效性。你还将探索解决基础设施和能力差距的实际方法，以及这些改进如何使能源系统更加可持续和公平。</w:t>
+        <w:t>在本章的学习过程中，你将看到数据价值链中的每一步——收集、处理和应用——如何影响能源政策的有效性。你还将探索解决基础设施和能力差距的实际方法，以及这些改进如何使能源系统更具可持续性和公平性。</w:t>
       </w:r>
     </w:p>
     <w:p>
